--- a/Platformer/GDD.docx
+++ b/Platformer/GDD.docx
@@ -29,7 +29,15 @@
     </w:p>
     <w:p>
       <w:r>
-        <w:t>This is a classic twin stick shooter inspired by early 90s classics such as Super Smash. The game is simple to play using only two control sticks. One for movement and one for fire direction. The game will use simple 2D pixel art with a wild west/undead theme. The player must destroy all the enemies to progress levels to finally face a boss. The player will occasionally get power ups.</w:t>
+        <w:t xml:space="preserve">This is a simple 2D side-scrolling platformer inspired by classic arcade platformers. The player controls a character who must navigate levels by jumping across platforms, avoiding hazards, and reaching the goal at the end of each stage. The game features clean, </w:t>
+      </w:r>
+      <w:proofErr w:type="spellStart"/>
+      <w:r>
+        <w:t>colorful</w:t>
+      </w:r>
+      <w:proofErr w:type="spellEnd"/>
+      <w:r>
+        <w:t xml:space="preserve"> 2D visuals with a light fantasy theme. Players can collect coins and occasional power-ups while progressing through increasingly challenging levels.</w:t>
       </w:r>
     </w:p>
     <w:p>
@@ -42,7 +50,7 @@
     </w:p>
     <w:p>
       <w:r>
-        <w:t>This twin stick shooter pays homage to classic titles, it’s simple to play allowing access for all players, with a short refined game loop meant to appeal to casual players.</w:t>
+        <w:t>A straightforward, accessible platformer that focuses on tight controls and short levels, making it ideal for quick play sessions while still offering satisfying progression.</w:t>
       </w:r>
     </w:p>
     <w:p>
@@ -55,7 +63,131 @@
     </w:p>
     <w:p>
       <w:r>
-        <w:t>The art style in this game appeals to the nostalgia of older gamers and its short game loop allows casual players without much time to pick up and play any time.</w:t>
+        <w:t xml:space="preserve">The game emphasizes simplicity and responsiveness, with short, </w:t>
+      </w:r>
+      <w:proofErr w:type="spellStart"/>
+      <w:r>
+        <w:t>replayable</w:t>
+      </w:r>
+      <w:proofErr w:type="spellEnd"/>
+      <w:r>
+        <w:t xml:space="preserve"> levels that encourage players to improve their performance and collect all items.</w:t>
+      </w:r>
+    </w:p>
+    <w:p>
+      <w:pPr>
+        <w:pStyle w:val="Heading2"/>
+      </w:pPr>
+      <w:r>
+        <w:t>Concept Art</w:t>
+      </w:r>
+    </w:p>
+    <w:p>
+      <w:r>
+        <w:rPr>
+          <w:noProof/>
+        </w:rPr>
+        <w:drawing>
+          <wp:inline distT="0" distB="0" distL="0" distR="0" wp14:anchorId="6D1FD49B" wp14:editId="00E2075C">
+            <wp:extent cx="2437130" cy="2284095"/>
+            <wp:effectExtent l="0" t="0" r="1270" b="1905"/>
+            <wp:docPr id="1226281820" name="Picture 2"/>
+            <wp:cNvGraphicFramePr>
+              <a:graphicFrameLocks xmlns:a="http://schemas.openxmlformats.org/drawingml/2006/main" noChangeAspect="1"/>
+            </wp:cNvGraphicFramePr>
+            <a:graphic xmlns:a="http://schemas.openxmlformats.org/drawingml/2006/main">
+              <a:graphicData uri="http://schemas.openxmlformats.org/drawingml/2006/picture">
+                <pic:pic xmlns:pic="http://schemas.openxmlformats.org/drawingml/2006/picture">
+                  <pic:nvPicPr>
+                    <pic:cNvPr id="0" name="Picture 3"/>
+                    <pic:cNvPicPr>
+                      <a:picLocks noChangeAspect="1" noChangeArrowheads="1"/>
+                    </pic:cNvPicPr>
+                  </pic:nvPicPr>
+                  <pic:blipFill>
+                    <a:blip r:embed="rId5">
+                      <a:extLst>
+                        <a:ext uri="{28A0092B-C50C-407E-A947-70E740481C1C}">
+                          <a14:useLocalDpi xmlns:a14="http://schemas.microsoft.com/office/drawing/2010/main" val="0"/>
+                        </a:ext>
+                      </a:extLst>
+                    </a:blip>
+                    <a:srcRect/>
+                    <a:stretch>
+                      <a:fillRect/>
+                    </a:stretch>
+                  </pic:blipFill>
+                  <pic:spPr bwMode="auto">
+                    <a:xfrm>
+                      <a:off x="0" y="0"/>
+                      <a:ext cx="2437130" cy="2284095"/>
+                    </a:xfrm>
+                    <a:prstGeom prst="rect">
+                      <a:avLst/>
+                    </a:prstGeom>
+                    <a:noFill/>
+                    <a:ln>
+                      <a:noFill/>
+                    </a:ln>
+                  </pic:spPr>
+                </pic:pic>
+              </a:graphicData>
+            </a:graphic>
+          </wp:inline>
+        </w:drawing>
+      </w:r>
+      <w:r>
+        <w:rPr>
+          <w:noProof/>
+        </w:rPr>
+        <w:drawing>
+          <wp:inline distT="0" distB="0" distL="0" distR="0" wp14:anchorId="512BAB32" wp14:editId="78DCDF4C">
+            <wp:extent cx="3235730" cy="1850883"/>
+            <wp:effectExtent l="0" t="0" r="3175" b="0"/>
+            <wp:docPr id="201290288" name="Picture 1" descr="First level of SuperTux 0.4.0"/>
+            <wp:cNvGraphicFramePr>
+              <a:graphicFrameLocks xmlns:a="http://schemas.openxmlformats.org/drawingml/2006/main" noChangeAspect="1"/>
+            </wp:cNvGraphicFramePr>
+            <a:graphic xmlns:a="http://schemas.openxmlformats.org/drawingml/2006/main">
+              <a:graphicData uri="http://schemas.openxmlformats.org/drawingml/2006/picture">
+                <pic:pic xmlns:pic="http://schemas.openxmlformats.org/drawingml/2006/picture">
+                  <pic:nvPicPr>
+                    <pic:cNvPr id="0" name="Picture 1" descr="First level of SuperTux 0.4.0"/>
+                    <pic:cNvPicPr>
+                      <a:picLocks noChangeAspect="1" noChangeArrowheads="1"/>
+                    </pic:cNvPicPr>
+                  </pic:nvPicPr>
+                  <pic:blipFill>
+                    <a:blip r:embed="rId6" cstate="print">
+                      <a:extLst>
+                        <a:ext uri="{28A0092B-C50C-407E-A947-70E740481C1C}">
+                          <a14:useLocalDpi xmlns:a14="http://schemas.microsoft.com/office/drawing/2010/main" val="0"/>
+                        </a:ext>
+                      </a:extLst>
+                    </a:blip>
+                    <a:srcRect/>
+                    <a:stretch>
+                      <a:fillRect/>
+                    </a:stretch>
+                  </pic:blipFill>
+                  <pic:spPr bwMode="auto">
+                    <a:xfrm>
+                      <a:off x="0" y="0"/>
+                      <a:ext cx="3270747" cy="1870913"/>
+                    </a:xfrm>
+                    <a:prstGeom prst="rect">
+                      <a:avLst/>
+                    </a:prstGeom>
+                    <a:noFill/>
+                    <a:ln>
+                      <a:noFill/>
+                    </a:ln>
+                  </pic:spPr>
+                </pic:pic>
+              </a:graphicData>
+            </a:graphic>
+          </wp:inline>
+        </w:drawing>
       </w:r>
     </w:p>
     <w:p>
@@ -75,7 +207,7 @@
         </w:numPr>
       </w:pPr>
       <w:r>
-        <w:t>Move player to avoid enemies.</w:t>
+        <w:t>Move left and right</w:t>
       </w:r>
     </w:p>
     <w:p>
@@ -87,7 +219,7 @@
         </w:numPr>
       </w:pPr>
       <w:r>
-        <w:t>Shoot enemies</w:t>
+        <w:t>Jump across platforms</w:t>
       </w:r>
     </w:p>
     <w:p>
@@ -99,7 +231,31 @@
         </w:numPr>
       </w:pPr>
       <w:r>
-        <w:t>Gain power ups</w:t>
+        <w:t>Avoid hazards (spikes, gaps, enemies)</w:t>
+      </w:r>
+    </w:p>
+    <w:p>
+      <w:pPr>
+        <w:pStyle w:val="ListParagraph"/>
+        <w:numPr>
+          <w:ilvl w:val="0"/>
+          <w:numId w:val="1"/>
+        </w:numPr>
+      </w:pPr>
+      <w:r>
+        <w:t>Collect coins or items</w:t>
+      </w:r>
+    </w:p>
+    <w:p>
+      <w:pPr>
+        <w:pStyle w:val="ListParagraph"/>
+        <w:numPr>
+          <w:ilvl w:val="0"/>
+          <w:numId w:val="1"/>
+        </w:numPr>
+      </w:pPr>
+      <w:r>
+        <w:t>Reach the level goal</w:t>
       </w:r>
     </w:p>
     <w:p>
@@ -107,6 +263,7 @@
         <w:pStyle w:val="Heading1"/>
       </w:pPr>
       <w:r>
+        <w:lastRenderedPageBreak/>
         <w:t>Player Experience</w:t>
       </w:r>
     </w:p>
@@ -120,7 +277,7 @@
     </w:p>
     <w:p>
       <w:r>
-        <w:t>Casual players who enjoy simple arcade-style games. The game is suitable for beginners and people who want a short, easy-to-understand game.</w:t>
+        <w:t>Casual players and beginners who enjoy simple, easy-to-learn games. Suitable for all ages and players looking for short gameplay sessions.</w:t>
       </w:r>
     </w:p>
     <w:p>
@@ -133,7 +290,7 @@
     </w:p>
     <w:p>
       <w:r>
-        <w:t>Kill all enemies on a level while avoiding to stay alive. Progress to next level.</w:t>
+        <w:t>Navigate the level → avoid hazards → collect items → reach the goal → progress to next level.</w:t>
       </w:r>
     </w:p>
     <w:p>
@@ -146,7 +303,10 @@
     </w:p>
     <w:p>
       <w:r>
-        <w:t>Destroy all the enemies and progress to the final level to defeat the boss. Earn score for improving play.</w:t>
+        <w:t>Complete each level by reaching the endpoint while collecting as many coins as possible and avoiding death</w:t>
+      </w:r>
+      <w:r>
+        <w:t>.</w:t>
       </w:r>
     </w:p>
     <w:p>
@@ -155,6 +315,18 @@
       </w:pPr>
       <w:r>
         <w:t>Controls / User Input</w:t>
+      </w:r>
+    </w:p>
+    <w:p>
+      <w:r>
+        <w:rPr>
+          <w:b/>
+          <w:bCs/>
+        </w:rPr>
+        <w:t>Keyboard:</w:t>
+      </w:r>
+      <w:r>
+        <w:t xml:space="preserve"> </w:t>
       </w:r>
     </w:p>
     <w:p>
@@ -166,7 +338,7 @@
         </w:numPr>
       </w:pPr>
       <w:r>
-        <w:t>Twin Stick on controller</w:t>
+        <w:t xml:space="preserve">A / D or Arrow Keys → Move left/right </w:t>
       </w:r>
     </w:p>
     <w:p>
@@ -178,7 +350,77 @@
         </w:numPr>
       </w:pPr>
       <w:r>
-        <w:lastRenderedPageBreak/>
+        <w:t xml:space="preserve">Spacebar → Jump </w:t>
+      </w:r>
+    </w:p>
+    <w:p>
+      <w:r>
+        <w:t xml:space="preserve"> </w:t>
+      </w:r>
+      <w:r>
+        <w:rPr>
+          <w:b/>
+          <w:bCs/>
+        </w:rPr>
+        <w:t>Controller:</w:t>
+      </w:r>
+      <w:r>
+        <w:t xml:space="preserve"> </w:t>
+      </w:r>
+    </w:p>
+    <w:p>
+      <w:pPr>
+        <w:pStyle w:val="ListParagraph"/>
+        <w:numPr>
+          <w:ilvl w:val="0"/>
+          <w:numId w:val="2"/>
+        </w:numPr>
+      </w:pPr>
+      <w:r>
+        <w:t xml:space="preserve">Left stick → Move </w:t>
+      </w:r>
+    </w:p>
+    <w:p>
+      <w:pPr>
+        <w:pStyle w:val="ListParagraph"/>
+        <w:numPr>
+          <w:ilvl w:val="0"/>
+          <w:numId w:val="2"/>
+        </w:numPr>
+      </w:pPr>
+      <w:r>
+        <w:t>A / Cross button → Jump</w:t>
+      </w:r>
+    </w:p>
+    <w:p>
+      <w:pPr>
+        <w:pStyle w:val="ListParagraph"/>
+        <w:numPr>
+          <w:ilvl w:val="0"/>
+          <w:numId w:val="2"/>
+        </w:numPr>
+      </w:pPr>
+      <w:r>
+        <w:t xml:space="preserve">Twin </w:t>
+      </w:r>
+      <w:proofErr w:type="gramStart"/>
+      <w:r>
+        <w:t>Stick on</w:t>
+      </w:r>
+      <w:proofErr w:type="gramEnd"/>
+      <w:r>
+        <w:t xml:space="preserve"> controller</w:t>
+      </w:r>
+    </w:p>
+    <w:p>
+      <w:pPr>
+        <w:pStyle w:val="ListParagraph"/>
+        <w:numPr>
+          <w:ilvl w:val="0"/>
+          <w:numId w:val="2"/>
+        </w:numPr>
+      </w:pPr>
+      <w:r>
         <w:t>WASD and arrow keys on keyboard</w:t>
       </w:r>
     </w:p>
@@ -192,7 +434,7 @@
     </w:p>
     <w:p>
       <w:r>
-        <w:t>Get a friend to test the game after you have tested it yourself. Ask them to check if the controls feel responsive, if the ball behaviour feels fair, and whether the objective of the game is clear.</w:t>
+        <w:t>Test the game thoroughly and have another person play it to identify usability issues.</w:t>
       </w:r>
     </w:p>
     <w:p>
@@ -212,7 +454,7 @@
         </w:numPr>
       </w:pPr>
       <w:r>
-        <w:t>Check the player dies when enemy contacts them</w:t>
+        <w:t>Check the player can move left and right smoothly</w:t>
       </w:r>
     </w:p>
     <w:p>
@@ -224,7 +466,7 @@
         </w:numPr>
       </w:pPr>
       <w:r>
-        <w:t>Check player can fire in the input direction</w:t>
+        <w:t>Check the player can jump consistently and land correctly</w:t>
       </w:r>
     </w:p>
     <w:p>
@@ -236,7 +478,7 @@
         </w:numPr>
       </w:pPr>
       <w:r>
-        <w:t>Check the game can be won by defeating all enemies.</w:t>
+        <w:t>Check collisions with platforms work correctly</w:t>
       </w:r>
     </w:p>
     <w:p>
@@ -248,7 +490,7 @@
         </w:numPr>
       </w:pPr>
       <w:r>
-        <w:t>Check the game can be lost when enemy contacts with no lives left</w:t>
+        <w:t>Check hazards (e.g., spikes) cause player death</w:t>
       </w:r>
     </w:p>
     <w:p>
@@ -260,7 +502,7 @@
         </w:numPr>
       </w:pPr>
       <w:r>
-        <w:t>Check Win screen returns to main menu</w:t>
+        <w:t>Check the level can be completed by reaching the goal</w:t>
       </w:r>
     </w:p>
     <w:p>
@@ -272,7 +514,31 @@
         </w:numPr>
       </w:pPr>
       <w:r>
-        <w:t>Check Game Over screen returns to main menu</w:t>
+        <w:t>Check collectibles increase score</w:t>
+      </w:r>
+    </w:p>
+    <w:p>
+      <w:pPr>
+        <w:pStyle w:val="ListParagraph"/>
+        <w:numPr>
+          <w:ilvl w:val="0"/>
+          <w:numId w:val="3"/>
+        </w:numPr>
+      </w:pPr>
+      <w:r>
+        <w:t>Check Game Over and Level Complete screens function correctly</w:t>
+      </w:r>
+    </w:p>
+    <w:p>
+      <w:pPr>
+        <w:pStyle w:val="ListParagraph"/>
+        <w:numPr>
+          <w:ilvl w:val="0"/>
+          <w:numId w:val="3"/>
+        </w:numPr>
+      </w:pPr>
+      <w:r>
+        <w:t>Check menus return properly after win/lose states</w:t>
       </w:r>
     </w:p>
     <w:p>
@@ -280,15 +546,13 @@
         <w:pStyle w:val="Heading1"/>
       </w:pPr>
       <w:r>
+        <w:lastRenderedPageBreak/>
         <w:t>Platforms and Monetization</w:t>
       </w:r>
     </w:p>
     <w:p>
       <w:r>
-        <w:t>The game will be deployed on Steam targeting PC players  as this provides a low barrier to entry as well as a large audience.</w:t>
-      </w:r>
-      <w:r>
-        <w:t xml:space="preserve"> As a simple game it will be priced at £4.99.</w:t>
+        <w:t>The game will be released on PC via Steam to reach a broad audience. Due to its simplicity and short gameplay loop, it will be priced at approximately £3.99 to remain accessible to casual players.</w:t>
       </w:r>
     </w:p>
     <w:sectPr>
@@ -530,6 +794,155 @@
     </w:lvl>
   </w:abstractNum>
   <w:abstractNum w:abstractNumId="2" w15:restartNumberingAfterBreak="0">
+    <w:nsid w:val="2B7B5858"/>
+    <w:multiLevelType w:val="multilevel"/>
+    <w:tmpl w:val="C2581F62"/>
+    <w:lvl w:ilvl="0">
+      <w:start w:val="1"/>
+      <w:numFmt w:val="bullet"/>
+      <w:lvlText w:val=""/>
+      <w:lvlJc w:val="left"/>
+      <w:pPr>
+        <w:tabs>
+          <w:tab w:val="num" w:pos="720"/>
+        </w:tabs>
+        <w:ind w:left="720" w:hanging="360"/>
+      </w:pPr>
+      <w:rPr>
+        <w:rFonts w:ascii="Symbol" w:hAnsi="Symbol" w:hint="default"/>
+        <w:sz w:val="20"/>
+      </w:rPr>
+    </w:lvl>
+    <w:lvl w:ilvl="1" w:tentative="1">
+      <w:start w:val="1"/>
+      <w:numFmt w:val="bullet"/>
+      <w:lvlText w:val="o"/>
+      <w:lvlJc w:val="left"/>
+      <w:pPr>
+        <w:tabs>
+          <w:tab w:val="num" w:pos="1440"/>
+        </w:tabs>
+        <w:ind w:left="1440" w:hanging="360"/>
+      </w:pPr>
+      <w:rPr>
+        <w:rFonts w:ascii="Courier New" w:hAnsi="Courier New" w:hint="default"/>
+        <w:sz w:val="20"/>
+      </w:rPr>
+    </w:lvl>
+    <w:lvl w:ilvl="2" w:tentative="1">
+      <w:start w:val="1"/>
+      <w:numFmt w:val="bullet"/>
+      <w:lvlText w:val=""/>
+      <w:lvlJc w:val="left"/>
+      <w:pPr>
+        <w:tabs>
+          <w:tab w:val="num" w:pos="2160"/>
+        </w:tabs>
+        <w:ind w:left="2160" w:hanging="360"/>
+      </w:pPr>
+      <w:rPr>
+        <w:rFonts w:ascii="Wingdings" w:hAnsi="Wingdings" w:hint="default"/>
+        <w:sz w:val="20"/>
+      </w:rPr>
+    </w:lvl>
+    <w:lvl w:ilvl="3" w:tentative="1">
+      <w:start w:val="1"/>
+      <w:numFmt w:val="bullet"/>
+      <w:lvlText w:val=""/>
+      <w:lvlJc w:val="left"/>
+      <w:pPr>
+        <w:tabs>
+          <w:tab w:val="num" w:pos="2880"/>
+        </w:tabs>
+        <w:ind w:left="2880" w:hanging="360"/>
+      </w:pPr>
+      <w:rPr>
+        <w:rFonts w:ascii="Wingdings" w:hAnsi="Wingdings" w:hint="default"/>
+        <w:sz w:val="20"/>
+      </w:rPr>
+    </w:lvl>
+    <w:lvl w:ilvl="4" w:tentative="1">
+      <w:start w:val="1"/>
+      <w:numFmt w:val="bullet"/>
+      <w:lvlText w:val=""/>
+      <w:lvlJc w:val="left"/>
+      <w:pPr>
+        <w:tabs>
+          <w:tab w:val="num" w:pos="3600"/>
+        </w:tabs>
+        <w:ind w:left="3600" w:hanging="360"/>
+      </w:pPr>
+      <w:rPr>
+        <w:rFonts w:ascii="Wingdings" w:hAnsi="Wingdings" w:hint="default"/>
+        <w:sz w:val="20"/>
+      </w:rPr>
+    </w:lvl>
+    <w:lvl w:ilvl="5" w:tentative="1">
+      <w:start w:val="1"/>
+      <w:numFmt w:val="bullet"/>
+      <w:lvlText w:val=""/>
+      <w:lvlJc w:val="left"/>
+      <w:pPr>
+        <w:tabs>
+          <w:tab w:val="num" w:pos="4320"/>
+        </w:tabs>
+        <w:ind w:left="4320" w:hanging="360"/>
+      </w:pPr>
+      <w:rPr>
+        <w:rFonts w:ascii="Wingdings" w:hAnsi="Wingdings" w:hint="default"/>
+        <w:sz w:val="20"/>
+      </w:rPr>
+    </w:lvl>
+    <w:lvl w:ilvl="6" w:tentative="1">
+      <w:start w:val="1"/>
+      <w:numFmt w:val="bullet"/>
+      <w:lvlText w:val=""/>
+      <w:lvlJc w:val="left"/>
+      <w:pPr>
+        <w:tabs>
+          <w:tab w:val="num" w:pos="5040"/>
+        </w:tabs>
+        <w:ind w:left="5040" w:hanging="360"/>
+      </w:pPr>
+      <w:rPr>
+        <w:rFonts w:ascii="Wingdings" w:hAnsi="Wingdings" w:hint="default"/>
+        <w:sz w:val="20"/>
+      </w:rPr>
+    </w:lvl>
+    <w:lvl w:ilvl="7" w:tentative="1">
+      <w:start w:val="1"/>
+      <w:numFmt w:val="bullet"/>
+      <w:lvlText w:val=""/>
+      <w:lvlJc w:val="left"/>
+      <w:pPr>
+        <w:tabs>
+          <w:tab w:val="num" w:pos="5760"/>
+        </w:tabs>
+        <w:ind w:left="5760" w:hanging="360"/>
+      </w:pPr>
+      <w:rPr>
+        <w:rFonts w:ascii="Wingdings" w:hAnsi="Wingdings" w:hint="default"/>
+        <w:sz w:val="20"/>
+      </w:rPr>
+    </w:lvl>
+    <w:lvl w:ilvl="8" w:tentative="1">
+      <w:start w:val="1"/>
+      <w:numFmt w:val="bullet"/>
+      <w:lvlText w:val=""/>
+      <w:lvlJc w:val="left"/>
+      <w:pPr>
+        <w:tabs>
+          <w:tab w:val="num" w:pos="6480"/>
+        </w:tabs>
+        <w:ind w:left="6480" w:hanging="360"/>
+      </w:pPr>
+      <w:rPr>
+        <w:rFonts w:ascii="Wingdings" w:hAnsi="Wingdings" w:hint="default"/>
+        <w:sz w:val="20"/>
+      </w:rPr>
+    </w:lvl>
+  </w:abstractNum>
+  <w:abstractNum w:abstractNumId="3" w15:restartNumberingAfterBreak="0">
     <w:nsid w:val="65BE66F8"/>
     <w:multiLevelType w:val="hybridMultilevel"/>
     <w:tmpl w:val="FB4ADB0E"/>
@@ -639,6 +1052,155 @@
       </w:pPr>
       <w:rPr>
         <w:rFonts w:ascii="Wingdings" w:hAnsi="Wingdings" w:hint="default"/>
+      </w:rPr>
+    </w:lvl>
+  </w:abstractNum>
+  <w:abstractNum w:abstractNumId="4" w15:restartNumberingAfterBreak="0">
+    <w:nsid w:val="740F45C6"/>
+    <w:multiLevelType w:val="multilevel"/>
+    <w:tmpl w:val="100CE11E"/>
+    <w:lvl w:ilvl="0">
+      <w:start w:val="1"/>
+      <w:numFmt w:val="bullet"/>
+      <w:lvlText w:val=""/>
+      <w:lvlJc w:val="left"/>
+      <w:pPr>
+        <w:tabs>
+          <w:tab w:val="num" w:pos="720"/>
+        </w:tabs>
+        <w:ind w:left="720" w:hanging="360"/>
+      </w:pPr>
+      <w:rPr>
+        <w:rFonts w:ascii="Symbol" w:hAnsi="Symbol" w:hint="default"/>
+        <w:sz w:val="20"/>
+      </w:rPr>
+    </w:lvl>
+    <w:lvl w:ilvl="1" w:tentative="1">
+      <w:start w:val="1"/>
+      <w:numFmt w:val="bullet"/>
+      <w:lvlText w:val="o"/>
+      <w:lvlJc w:val="left"/>
+      <w:pPr>
+        <w:tabs>
+          <w:tab w:val="num" w:pos="1440"/>
+        </w:tabs>
+        <w:ind w:left="1440" w:hanging="360"/>
+      </w:pPr>
+      <w:rPr>
+        <w:rFonts w:ascii="Courier New" w:hAnsi="Courier New" w:hint="default"/>
+        <w:sz w:val="20"/>
+      </w:rPr>
+    </w:lvl>
+    <w:lvl w:ilvl="2" w:tentative="1">
+      <w:start w:val="1"/>
+      <w:numFmt w:val="bullet"/>
+      <w:lvlText w:val=""/>
+      <w:lvlJc w:val="left"/>
+      <w:pPr>
+        <w:tabs>
+          <w:tab w:val="num" w:pos="2160"/>
+        </w:tabs>
+        <w:ind w:left="2160" w:hanging="360"/>
+      </w:pPr>
+      <w:rPr>
+        <w:rFonts w:ascii="Wingdings" w:hAnsi="Wingdings" w:hint="default"/>
+        <w:sz w:val="20"/>
+      </w:rPr>
+    </w:lvl>
+    <w:lvl w:ilvl="3" w:tentative="1">
+      <w:start w:val="1"/>
+      <w:numFmt w:val="bullet"/>
+      <w:lvlText w:val=""/>
+      <w:lvlJc w:val="left"/>
+      <w:pPr>
+        <w:tabs>
+          <w:tab w:val="num" w:pos="2880"/>
+        </w:tabs>
+        <w:ind w:left="2880" w:hanging="360"/>
+      </w:pPr>
+      <w:rPr>
+        <w:rFonts w:ascii="Wingdings" w:hAnsi="Wingdings" w:hint="default"/>
+        <w:sz w:val="20"/>
+      </w:rPr>
+    </w:lvl>
+    <w:lvl w:ilvl="4" w:tentative="1">
+      <w:start w:val="1"/>
+      <w:numFmt w:val="bullet"/>
+      <w:lvlText w:val=""/>
+      <w:lvlJc w:val="left"/>
+      <w:pPr>
+        <w:tabs>
+          <w:tab w:val="num" w:pos="3600"/>
+        </w:tabs>
+        <w:ind w:left="3600" w:hanging="360"/>
+      </w:pPr>
+      <w:rPr>
+        <w:rFonts w:ascii="Wingdings" w:hAnsi="Wingdings" w:hint="default"/>
+        <w:sz w:val="20"/>
+      </w:rPr>
+    </w:lvl>
+    <w:lvl w:ilvl="5" w:tentative="1">
+      <w:start w:val="1"/>
+      <w:numFmt w:val="bullet"/>
+      <w:lvlText w:val=""/>
+      <w:lvlJc w:val="left"/>
+      <w:pPr>
+        <w:tabs>
+          <w:tab w:val="num" w:pos="4320"/>
+        </w:tabs>
+        <w:ind w:left="4320" w:hanging="360"/>
+      </w:pPr>
+      <w:rPr>
+        <w:rFonts w:ascii="Wingdings" w:hAnsi="Wingdings" w:hint="default"/>
+        <w:sz w:val="20"/>
+      </w:rPr>
+    </w:lvl>
+    <w:lvl w:ilvl="6" w:tentative="1">
+      <w:start w:val="1"/>
+      <w:numFmt w:val="bullet"/>
+      <w:lvlText w:val=""/>
+      <w:lvlJc w:val="left"/>
+      <w:pPr>
+        <w:tabs>
+          <w:tab w:val="num" w:pos="5040"/>
+        </w:tabs>
+        <w:ind w:left="5040" w:hanging="360"/>
+      </w:pPr>
+      <w:rPr>
+        <w:rFonts w:ascii="Wingdings" w:hAnsi="Wingdings" w:hint="default"/>
+        <w:sz w:val="20"/>
+      </w:rPr>
+    </w:lvl>
+    <w:lvl w:ilvl="7" w:tentative="1">
+      <w:start w:val="1"/>
+      <w:numFmt w:val="bullet"/>
+      <w:lvlText w:val=""/>
+      <w:lvlJc w:val="left"/>
+      <w:pPr>
+        <w:tabs>
+          <w:tab w:val="num" w:pos="5760"/>
+        </w:tabs>
+        <w:ind w:left="5760" w:hanging="360"/>
+      </w:pPr>
+      <w:rPr>
+        <w:rFonts w:ascii="Wingdings" w:hAnsi="Wingdings" w:hint="default"/>
+        <w:sz w:val="20"/>
+      </w:rPr>
+    </w:lvl>
+    <w:lvl w:ilvl="8" w:tentative="1">
+      <w:start w:val="1"/>
+      <w:numFmt w:val="bullet"/>
+      <w:lvlText w:val=""/>
+      <w:lvlJc w:val="left"/>
+      <w:pPr>
+        <w:tabs>
+          <w:tab w:val="num" w:pos="6480"/>
+        </w:tabs>
+        <w:ind w:left="6480" w:hanging="360"/>
+      </w:pPr>
+      <w:rPr>
+        <w:rFonts w:ascii="Wingdings" w:hAnsi="Wingdings" w:hint="default"/>
+        <w:sz w:val="20"/>
       </w:rPr>
     </w:lvl>
   </w:abstractNum>
@@ -649,7 +1211,13 @@
     <w:abstractNumId w:val="0"/>
   </w:num>
   <w:num w:numId="3" w16cid:durableId="1768847960">
+    <w:abstractNumId w:val="3"/>
+  </w:num>
+  <w:num w:numId="4" w16cid:durableId="892152450">
     <w:abstractNumId w:val="2"/>
+  </w:num>
+  <w:num w:numId="5" w16cid:durableId="1610548545">
+    <w:abstractNumId w:val="4"/>
   </w:num>
 </w:numbering>
 </file>
@@ -1256,7 +1824,6 @@
   <w:style w:type="character" w:default="1" w:styleId="DefaultParagraphFont">
     <w:name w:val="Default Paragraph Font"/>
     <w:uiPriority w:val="1"/>
-    <w:semiHidden/>
     <w:unhideWhenUsed/>
   </w:style>
   <w:style w:type="table" w:default="1" w:styleId="TableNormal">
